--- a/submissions/initial-phases/B_Business_Case/ClassMic_B2_Business_Case.docx
+++ b/submissions/initial-phases/B_Business_Case/ClassMic_B2_Business_Case.docx
@@ -36,12 +36,12 @@
     </w:p>
     <w:p>
       <w:r>
-        <w:t>GO for a limited course prototype using existing resources. Build the browser workflow to test the ClassMic idea and complete the course learning objectives. Keep any funded classroom pilot at REVISE until local need, audio performance, support effort and a commercial comparison are established.</w:t>
+        <w:t>GO for a two-sprint course prototype using existing equipment. We will test whether students can speak clearly through their phones while the instructor controls the queue. A funded classroom pilot remains at REVISE until we establish local demand, audio performance, support needs and the cost of commercial alternatives.</w:t>
       </w:r>
     </w:p>
     <w:p>
       <w:r>
-        <w:t>The decision sought is authorization to investigate, prototype and evaluate. The preliminary resource budget is 100 student hours with no incremental cash spending, conditional on available team capacity and existing equipment.</w:t>
+        <w:t>We request approval to develop and evaluate the prototype with an estimated 100 student hours. We plan no additional cash spending, assuming the team has enough time and the required equipment is available.</w:t>
       </w:r>
     </w:p>
     <w:p>
@@ -59,7 +59,7 @@
     </w:p>
     <w:p>
       <w:r>
-        <w:t>Expected value is easier audibility and less interruption during discussion. The course also gains a concrete way to study requirements, project control and iterative delivery. Improved grades, increased participation and institutional savings remain hypotheses. The present evidence cannot support a monetary return calculation.</w:t>
+        <w:t>The expected benefit is clearer questions with fewer pauses to repeat a question or pass a microphone. Local demand and performance still need testing, so we cannot yet estimate gains in participation or financial savings.</w:t>
       </w:r>
     </w:p>
     <w:p>
@@ -67,7 +67,7 @@
         <w:pStyle w:val="Heading1"/>
       </w:pPr>
       <w:r>
-        <w:t>Evidence and its limits</w:t>
+        <w:t>Basis for the decision</w:t>
       </w:r>
     </w:p>
     <w:tbl>
@@ -118,7 +118,7 @@
                 <w:color w:val="FFFFFF"/>
                 <w:sz w:val="20"/>
               </w:rPr>
-              <w:t>Evidence</w:t>
+              <w:t>Basis</w:t>
             </w:r>
           </w:p>
         </w:tc>
@@ -204,7 +204,7 @@
                 <w:color w:val="000000"/>
                 <w:sz w:val="20"/>
               </w:rPr>
-              <w:t>Initial classroom concept</w:t>
+              <w:t>Proposed workflow</w:t>
             </w:r>
           </w:p>
         </w:tc>
@@ -231,7 +231,7 @@
                 <w:color w:val="000000"/>
                 <w:sz w:val="20"/>
               </w:rPr>
-              <w:t>The phone microphone concept and intended outcomes.</w:t>
+              <w:t>Phone microphones with instructor approval and stop controls.</w:t>
             </w:r>
           </w:p>
         </w:tc>
@@ -290,7 +290,7 @@
                 <w:color w:val="000000"/>
                 <w:sz w:val="20"/>
               </w:rPr>
-              <w:t>Proposed course prototype scope</w:t>
+              <w:t>Course scope</w:t>
             </w:r>
           </w:p>
         </w:tc>
@@ -317,7 +317,7 @@
                 <w:color w:val="000000"/>
                 <w:sz w:val="20"/>
               </w:rPr>
-              <w:t>A starting scope and list of risks.</w:t>
+              <w:t>Five priority user stories built in two weekly sprints.</w:t>
             </w:r>
           </w:p>
         </w:tc>
@@ -430,7 +430,7 @@
                 <w:color w:val="000000"/>
                 <w:sz w:val="20"/>
               </w:rPr>
-              <w:t>Local price, room fit and comparison with our prototype.</w:t>
+              <w:t>Local price, classroom fit and performance compared with the prototype.</w:t>
             </w:r>
           </w:p>
         </w:tc>
@@ -550,7 +550,7 @@
         <w:pStyle w:val="Heading1"/>
       </w:pPr>
       <w:r>
-        <w:t>Alternatives appraisal</w:t>
+        <w:t>Comparison of alternatives</w:t>
       </w:r>
     </w:p>
     <w:p>
@@ -914,7 +914,7 @@
                 <w:color w:val="000000"/>
                 <w:sz w:val="19"/>
               </w:rPr>
-              <w:t>Benefit must be demonstrated against the current workaround.</w:t>
+              <w:t>Test audibility and ease of use against the current speaking process.</w:t>
             </w:r>
           </w:p>
         </w:tc>
@@ -973,7 +973,7 @@
                 <w:color w:val="000000"/>
                 <w:sz w:val="19"/>
               </w:rPr>
-              <w:t>No new platform. Staff time and equipment availability still matter.</w:t>
+              <w:t>Uses existing teaching practices and equipment. Staff time still matters.</w:t>
             </w:r>
           </w:p>
         </w:tc>
@@ -1027,7 +1027,7 @@
                 <w:color w:val="000000"/>
                 <w:sz w:val="19"/>
               </w:rPr>
-              <w:t>Proposed 100 student hours. No incremental cash assumed. Maintenance is unresolved.</w:t>
+              <w:t>Estimated 100 student hours and AED 0 additional cash. Long-term maintenance is outside the estimate.</w:t>
             </w:r>
           </w:p>
         </w:tc>
@@ -1366,7 +1366,7 @@
                 <w:color w:val="000000"/>
                 <w:sz w:val="19"/>
               </w:rPr>
-              <w:t>Control data capture and avoid saved speech. The team owns testing.</w:t>
+              <w:t>Require microphone permission and instructor control. Store no audio.</w:t>
             </w:r>
           </w:p>
         </w:tc>
@@ -1592,7 +1592,7 @@
                 <w:color w:val="000000"/>
                 <w:sz w:val="19"/>
               </w:rPr>
-              <w:t>No-install browser access is a hypothesis to validate with students.</w:t>
+              <w:t>Test whether students can join and use the browser workflow easily.</w:t>
             </w:r>
           </w:p>
         </w:tc>
@@ -1613,7 +1613,7 @@
     </w:p>
     <w:p>
       <w:r>
-        <w:t>A custom prototype fits the course requirement to build and evaluate selected user stories. That educational reason does not establish that a university should build its own microphone service. A commercial trial and an improved current process remain credible options for a later institutional decision.</w:t>
+        <w:t>Building a prototype meets the course requirement to develop and evaluate selected user stories. A later campus decision should also compare a commercial product with improvements to current classroom practice.</w:t>
       </w:r>
     </w:p>
     <w:p>
@@ -1817,7 +1817,7 @@
                 <w:color w:val="000000"/>
                 <w:sz w:val="21"/>
               </w:rPr>
-              <w:t>Reviewed project direction, requirements and development plan before the first sprint.</w:t>
+              <w:t>Project scope, requirements and schedule reviewed before development.</w:t>
             </w:r>
           </w:p>
         </w:tc>
@@ -1903,7 +1903,7 @@
                 <w:color w:val="000000"/>
                 <w:sz w:val="21"/>
               </w:rPr>
-              <w:t>Temporary sessions, permission flow, queue and instructor controls. Review the working flow.</w:t>
+              <w:t>Session access, microphone permissions, speaking queue and instructor controls.</w:t>
             </w:r>
           </w:p>
         </w:tc>
@@ -1989,7 +1989,7 @@
                 <w:color w:val="000000"/>
                 <w:sz w:val="21"/>
               </w:rPr>
-              <w:t>Integrate audio, test misuse and recovery, collect volunteer feedback and report results.</w:t>
+              <w:t>Audio integration, misuse and recovery tests, volunteer feedback and the product report.</w:t>
             </w:r>
           </w:p>
         </w:tc>
@@ -2075,7 +2075,7 @@
                 <w:color w:val="000000"/>
                 <w:sz w:val="21"/>
               </w:rPr>
-              <w:t>Assess delivery against the charter and prepare the final recommendation.</w:t>
+              <w:t>Assess results against the project objectives and prepare the final recommendation.</w:t>
             </w:r>
           </w:p>
         </w:tc>
@@ -2088,7 +2088,7 @@
     </w:p>
     <w:p>
       <w:r>
-        <w:t>Planning review is scheduled for 18 September, before two full weekly build sprints. The planning cutoff is 22 September at 00:00. The final product report is due 3 October at 00:00, so prototype development and evaluation must finish on 2 October. Execution evidence is due 4 October at 00:00 and closing work on 10 October at 00:00. These are proposed internal work dates, subject to available team capacity.</w:t>
+        <w:t>The proposed plan review is on 18 September, followed by two weekly sprints. The planning assignment is due 22 September at 00:00. Development, testing and the product report must finish by 2 October for the report deadline of 3 October at 00:00. Execution evidence is due 4 October at 00:00 and closing work on 10 October at 00:00.</w:t>
       </w:r>
     </w:p>
     <w:p>
@@ -2828,7 +2828,7 @@
         <w:rPr>
           <w:b w:val="0"/>
         </w:rPr>
-        <w:t>The cash forecast is AED 0, conditional on reusing available phones, laptops, speakers and permitted tools. Student effort has an opportunity cost, but no cash equivalent is estimated because an agreed labor rate is unavailable. Paid hosting, equipment or account upgrades would require a revised budget and approval.</w:t>
+        <w:t>The AED 0 cash estimate assumes we can reuse available phones, a laptop, speakers and permitted tools. The 100 student hours are an effort estimate; no hourly pay rate has been assigned. Paid hosting, equipment or account upgrades would require a revised budget and approval.</w:t>
       </w:r>
     </w:p>
     <w:p>
@@ -2846,7 +2846,7 @@
     </w:p>
     <w:p>
       <w:r>
-        <w:t>The selected prototype target is a 95th percentile one-way audio delay of no more than 150 ms across 30 timing trials. This is a planning target, not a tested result. Also assess intelligibility and sustained feedback; a delay number alone does not establish usable room sound. A commercial comparison gives context [2].</w:t>
+        <w:t>We will measure one-way audio delay in 30 trials, aiming for a 95th percentile of 150 ms or less. Tests must also check whether speech is intelligible and whether speaker feedback occurs.</w:t>
       </w:r>
     </w:p>
     <w:p>
@@ -3195,7 +3195,7 @@
                 <w:color w:val="000000"/>
                 <w:sz w:val="20"/>
               </w:rPr>
-              <w:t>All Must checks. 9/10 setups within 2 minutes, 27/30 speaking trials within 3 seconds, and at least 75% positive feedback from at least 5 reviewers. No critical defect.</w:t>
+              <w:t>All required checks must pass, with no open critical defect. At least 9/10 setups within 2 minutes, 27/30 speaking trials within 3 seconds and 75% positive feedback from at least 5 reviewers.</w:t>
             </w:r>
           </w:p>
         </w:tc>
@@ -3329,7 +3329,7 @@
     </w:p>
     <w:p>
       <w:r>
-        <w:t>Feedback or network delay may make the audio unsuitable. Browser differences may prevent some students from using it. Weak instructor controls could permit unwanted transmission. Limited student time or unavailable reviewers could prevent a useful evaluation. Stop an affected test if control or privacy fails, preserve a physical or instructor-repeat alternative, and narrow the prototype before adding resources.</w:t>
+        <w:t>Speaker feedback or long network delays could make speech hard to follow. Some phones or browsers may be incompatible, and weak instructor controls could allow unwanted transmission. Limited team time or unavailable reviewers could reduce testing. Stop tests if control or privacy fails, keep a physical microphone or instructor repetition as a fallback, and reduce optional work if time is short.</w:t>
       </w:r>
     </w:p>
     <w:p>
@@ -3342,7 +3342,7 @@
     </w:p>
     <w:p>
       <w:r>
-        <w:t>The present evidence supports a bounded learning project. It does not justify a funded institutional rollout or a claim that custom development is the best long-term purchase decision. At closeout, recommend further testing only if the prototype demonstrates useful audibility, workable instructor control and a realistic support path.</w:t>
+        <w:t>Proceed with the course prototype using available equipment and an estimated 100 student hours. Consider a larger pilot only if the tests show clearer questions, reliable instructor control and a feasible support plan.</w:t>
       </w:r>
     </w:p>
     <w:p>
@@ -3400,7 +3400,7 @@
         <w:rPr>
           <w:sz w:val="18"/>
         </w:rPr>
-        <w:t>Sources reviewed 17 September 2026. The concept originated in classroom planning. The proposed schedule follows the BUS 2010 course deadlines. Local demand, supplier pricing and pilot performance remain unmeasured.</w:t>
+        <w:t>Sources accessed 17 September 2026.</w:t>
       </w:r>
     </w:p>
     <w:sectPr>
